--- a/paper/submission/POTDU_portal_abstract.docx
+++ b/paper/submission/POTDU_portal_abstract.docx
@@ -75,7 +75,7 @@
           <w:sz w:val="22"/>
           <w:szCs w:val="22"/>
         </w:rPr>
-        <w:t xml:space="preserve">Roger Penrose's conformal cyclic cosmology (CCC) predicts that supermassive black holes evaporating during a previous cosmic aeon leave small, quasi-circular temperature imprints on the cosmic microwave background (CMB) of the present aeon — “Hawking points” — of order one degree in angular size and tens of microkelvin in central amplitude. Existing searches assumed a specific radial signal template or used a supervised classifier whose decisions could not be inspected physically, and none folded in the look-elsewhere effect from the outset; Jow and Scott subsequently showed that the earlier significances collapse into the Gaussian ΛCDM null under a proper trials-factor correction. Here we remove these three limitations simultaneously. For every candidate sky patch we compute a 40-dimensional vector of physically-named features (a ring-variance profile, spherical wavelet coefficients, Minkowski excursion-set functionals, and local moments), train a whitened multivariate Gaussian density model on 1000 Gaussian ΛCDM null simulations, and reduce the learned anomaly score to a closed-form linear combination of the input features by ridge regression. Statistical significance is calibrated against the empirical distribution of the sky-wide maximum of the compact statistic across the null ensemble, absorbing the look-elsewhere effect by construction; the trials-corrected p-values are uniform on 200 held-out control simulations at Kolmogorov–Smirnov p_KS = 0.48. The compact statistic independently recovers the classical Gurzadyan–Penrose ring-variance ratio as one of its dominant terms, and identifies the Minkowski V1 perimeter of ±1σ excursion sets as a new co-dominant channel. Applied to the four Planck 2018 component-separation CMB maps under the official Planck common confidence mask, no candidate exceeds the trials-corrected α = 0.01 threshold in more than one of the four maps except a single cluster at galactic coordinates (l, b) ≈ (133°, −24°). Its asymmetric morphology does not match the AMNP-2018 template, and a Planck 353 GHz thermal-dust cross-check finds the candidate direction is 0.57× the median dust brightness and 0.49× the median dust variability of same-galactic-latitude controls, ruling out a shared foreground residual. We report a calibrated non-detection of AMNP-2018-shape Hawking points above ∼80 μK at ∼1° angular scale in Planck PR3 data; the physical origin of the (l, b) ≈ (133°, −24°) cluster remains open between a rare Gaussian ΛCDM null-tail configuration and a genuinely anomalous CMB feature.</w:t>
+        <w:t xml:space="preserve">Roger Penrose's conformal cyclic cosmology predicts that black holes evaporating in the previous cosmic aeon leave small circular imprints — “Hawking points” — on our cosmic microwave background, but existing searches for them are compromised by template dependence, uninspectable black-box decisions, or improper correction for the number of independent sky regions searched. We present a template-free, interpretable machine-learning search for Hawking points in the four Planck 2018 component-separation CMB maps. Each sky patch is reduced to a vector of physically-named features, scored against a density model trained on 1000 Gaussian ΛCDM simulations, and the resulting anomaly score is distilled into a closed-form statistic whose significance is calibrated against the sky-wide maximum score across the null ensemble, correctly absorbing the look-elsewhere effect. The calibration is verified uniform on held-out control simulations, and the distilled statistic recovers the classical ring-variance statistic while adding a new Minkowski-perimeter channel. No candidate exceeds the trials-corrected significance threshold in more than one of the four maps except a single cluster whose morphology and thermal-dust properties rule out both a Hawking-point match and a foreground origin. We report a calibrated non-detection of Hawking points above about 80 μK in Planck data, with this one candidate's physical origin left open for further study.</w:t>
       </w:r>
     </w:p>
     <w:p>
